--- a/2-periodo/Redes de computadores/Baixe Aqui o Template.docx
+++ b/2-periodo/Redes de computadores/Baixe Aqui o Template.docx
@@ -205,18 +205,81 @@
         </w:numPr>
       </w:pPr>
       <w:r>
-        <w:t>De acordo com modelos OSI, qual protocolo que pertence à camada de rede e que mapeia um endereço IP para um endereço de enlace lógico, obtendo, dessa forma, o MAC Address de uma interface a partir de seu endereço IP?</w:t>
+        <w:t xml:space="preserve">De acordo com modelos OSI, qual protocolo que pertence à camada de rede e que mapeia um endereço IP para um endereço de enlace lógico, obtendo, dessa forma, o MAC </w:t>
+      </w:r>
+      <w:proofErr w:type="spellStart"/>
+      <w:r>
+        <w:t>Address</w:t>
+      </w:r>
+      <w:proofErr w:type="spellEnd"/>
+      <w:r>
+        <w:t xml:space="preserve"> de uma interface a partir de seu endereço IP?</w:t>
       </w:r>
       <w:r>
         <w:br/>
       </w:r>
     </w:p>
     <w:p>
-      <w:r>
-        <w:t xml:space="preserve">R: </w:t>
-      </w:r>
-      <w:r>
-        <w:t>ARP (Address Resolution Protocol): Usado para associar endereços IP a endereços MAC em redes locais.</w:t>
+      <w:pPr>
+        <w:rPr>
+          <w:b/>
+          <w:bCs/>
+        </w:rPr>
+      </w:pPr>
+      <w:r>
+        <w:rPr>
+          <w:b/>
+          <w:bCs/>
+        </w:rPr>
+        <w:t>R: ARP (</w:t>
+      </w:r>
+      <w:proofErr w:type="spellStart"/>
+      <w:r>
+        <w:rPr>
+          <w:b/>
+          <w:bCs/>
+        </w:rPr>
+        <w:t>Address</w:t>
+      </w:r>
+      <w:proofErr w:type="spellEnd"/>
+      <w:r>
+        <w:rPr>
+          <w:b/>
+          <w:bCs/>
+        </w:rPr>
+        <w:t xml:space="preserve"> </w:t>
+      </w:r>
+      <w:proofErr w:type="spellStart"/>
+      <w:r>
+        <w:rPr>
+          <w:b/>
+          <w:bCs/>
+        </w:rPr>
+        <w:t>Resolution</w:t>
+      </w:r>
+      <w:proofErr w:type="spellEnd"/>
+      <w:r>
+        <w:rPr>
+          <w:b/>
+          <w:bCs/>
+        </w:rPr>
+        <w:t xml:space="preserve"> </w:t>
+      </w:r>
+      <w:proofErr w:type="spellStart"/>
+      <w:r>
+        <w:rPr>
+          <w:b/>
+          <w:bCs/>
+        </w:rPr>
+        <w:t>Protocol</w:t>
+      </w:r>
+      <w:proofErr w:type="spellEnd"/>
+      <w:r>
+        <w:rPr>
+          <w:b/>
+          <w:bCs/>
+        </w:rPr>
+        <w:t>): Usado para associar endereços IP a endereços MAC em redes locais.</w:t>
       </w:r>
     </w:p>
     <w:p>
@@ -232,16 +295,38 @@
       </w:r>
     </w:p>
     <w:p>
-      <w:r>
+      <w:pPr>
+        <w:rPr>
+          <w:b/>
+          <w:bCs/>
+        </w:rPr>
+      </w:pPr>
+      <w:r>
+        <w:rPr>
+          <w:b/>
+          <w:bCs/>
+        </w:rPr>
         <w:t xml:space="preserve">R: Enlace de Dados, Camada de Rede, </w:t>
       </w:r>
       <w:r>
+        <w:rPr>
+          <w:b/>
+          <w:bCs/>
+        </w:rPr>
         <w:t>camada de</w:t>
       </w:r>
       <w:r>
+        <w:rPr>
+          <w:b/>
+          <w:bCs/>
+        </w:rPr>
         <w:t xml:space="preserve"> transporte, </w:t>
       </w:r>
       <w:r>
+        <w:rPr>
+          <w:b/>
+          <w:bCs/>
+        </w:rPr>
         <w:t>camada de sessão, camada de apresentação.</w:t>
       </w:r>
     </w:p>
@@ -254,29 +339,21 @@
         </w:numPr>
       </w:pPr>
       <w:r>
-        <w:t xml:space="preserve">Você está implementando um software que monitora alguns serviços das camadas do modelo OSI. Uma camada desse </w:t>
-      </w:r>
-      <w:r>
-        <w:t>monitoramento garante</w:t>
-      </w:r>
-      <w:r>
-        <w:t xml:space="preserve"> que a mensagem enviada chegue ao seu destino sem que </w:t>
-      </w:r>
-      <w:r>
-        <w:t>haja qualquer</w:t>
-      </w:r>
-      <w:r>
-        <w:t xml:space="preserve"> alteração. Também garante sequência correta de pacotes, controle de erros e de fluxo de origem ao destino. Qual é essa </w:t>
-      </w:r>
-      <w:r>
-        <w:t>camada</w:t>
-      </w:r>
-      <w:r>
-        <w:t xml:space="preserve"> qual protocolo é utilizado para esse controle?</w:t>
-      </w:r>
-    </w:p>
-    <w:p>
-      <w:r>
+        <w:t>Você está implementando um software que monitora alguns serviços das camadas do modelo OSI. Uma camada desse monitoramento garante que a mensagem enviada chegue ao seu destino sem que haja qualquer alteração. Também garante sequência correta de pacotes, controle de erros e de fluxo de origem ao destino. Qual é essa camada qual protocolo é utilizado para esse controle?</w:t>
+      </w:r>
+    </w:p>
+    <w:p>
+      <w:pPr>
+        <w:rPr>
+          <w:b/>
+          <w:bCs/>
+        </w:rPr>
+      </w:pPr>
+      <w:r>
+        <w:rPr>
+          <w:b/>
+          <w:bCs/>
+        </w:rPr>
         <w:t>R: Camada de transporte e o protocolo TCP.</w:t>
       </w:r>
     </w:p>
@@ -293,7 +370,17 @@
       </w:r>
     </w:p>
     <w:p>
-      <w:r>
+      <w:pPr>
+        <w:rPr>
+          <w:b/>
+          <w:bCs/>
+        </w:rPr>
+      </w:pPr>
+      <w:r>
+        <w:rPr>
+          <w:b/>
+          <w:bCs/>
+        </w:rPr>
         <w:t>R: Camada de Enlace.</w:t>
       </w:r>
     </w:p>
@@ -314,128 +401,183 @@
         <w:pStyle w:val="PargrafodaLista"/>
       </w:pPr>
       <w:r>
-        <w:t xml:space="preserve">7 – aplicação 6 – apresentação </w:t>
-      </w:r>
-    </w:p>
-    <w:p>
-      <w:pPr>
-        <w:pStyle w:val="PargrafodaLista"/>
-      </w:pPr>
-      <w:r>
-        <w:t xml:space="preserve">5 – sessão 4 – transporte 3 – rede 2 – enlace 1 – física </w:t>
-      </w:r>
-    </w:p>
-    <w:p>
-      <w:pPr>
-        <w:pStyle w:val="PargrafodaLista"/>
-      </w:pPr>
+        <w:t xml:space="preserve">7 – </w:t>
+      </w:r>
+      <w:proofErr w:type="gramStart"/>
+      <w:r>
+        <w:t>aplicação</w:t>
+      </w:r>
+      <w:proofErr w:type="gramEnd"/>
+      <w:r>
+        <w:t xml:space="preserve"> 6 – apresentação </w:t>
+      </w:r>
+    </w:p>
+    <w:p>
+      <w:pPr>
+        <w:pStyle w:val="PargrafodaLista"/>
+      </w:pPr>
+      <w:r>
+        <w:t xml:space="preserve">5 – </w:t>
+      </w:r>
+      <w:proofErr w:type="gramStart"/>
+      <w:r>
+        <w:t>sessão</w:t>
+      </w:r>
+      <w:proofErr w:type="gramEnd"/>
+      <w:r>
+        <w:t xml:space="preserve"> 4 – transporte 3 – rede 2 – enlace 1 – física </w:t>
+      </w:r>
+    </w:p>
+    <w:p>
+      <w:pPr>
+        <w:pStyle w:val="PargrafodaLista"/>
+      </w:pPr>
+      <w:proofErr w:type="gramStart"/>
+      <w:r>
+        <w:t>( 3</w:t>
+      </w:r>
+      <w:proofErr w:type="gramEnd"/>
+      <w:r>
+        <w:t xml:space="preserve">) </w:t>
+      </w:r>
+      <w:proofErr w:type="spellStart"/>
+      <w:r>
+        <w:t>ip</w:t>
+      </w:r>
+      <w:proofErr w:type="spellEnd"/>
+    </w:p>
+    <w:p>
+      <w:pPr>
+        <w:pStyle w:val="PargrafodaLista"/>
+      </w:pPr>
+      <w:r>
+        <w:t>(</w:t>
+      </w:r>
+      <w:proofErr w:type="gramStart"/>
+      <w:r>
+        <w:t>2</w:t>
+      </w:r>
+      <w:r>
+        <w:t xml:space="preserve"> )</w:t>
+      </w:r>
+      <w:proofErr w:type="gramEnd"/>
+      <w:r>
+        <w:t xml:space="preserve"> </w:t>
+      </w:r>
+      <w:proofErr w:type="spellStart"/>
+      <w:r>
+        <w:t>arp</w:t>
+      </w:r>
+      <w:proofErr w:type="spellEnd"/>
+    </w:p>
+    <w:p>
+      <w:pPr>
+        <w:pStyle w:val="PargrafodaLista"/>
+      </w:pPr>
+      <w:proofErr w:type="gramStart"/>
       <w:r>
         <w:t xml:space="preserve">( </w:t>
       </w:r>
       <w:r>
+        <w:t>2</w:t>
+      </w:r>
+      <w:proofErr w:type="gramEnd"/>
+      <w:r>
+        <w:t xml:space="preserve">) </w:t>
+      </w:r>
+      <w:proofErr w:type="spellStart"/>
+      <w:r>
+        <w:t>mac</w:t>
+      </w:r>
+      <w:proofErr w:type="spellEnd"/>
+    </w:p>
+    <w:p>
+      <w:pPr>
+        <w:pStyle w:val="PargrafodaLista"/>
+      </w:pPr>
+      <w:proofErr w:type="gramStart"/>
+      <w:r>
+        <w:t xml:space="preserve">( </w:t>
+      </w:r>
+      <w:r>
+        <w:t>1</w:t>
+      </w:r>
+      <w:proofErr w:type="gramEnd"/>
+      <w:r>
+        <w:t>) cabo UTP</w:t>
+      </w:r>
+    </w:p>
+    <w:p>
+      <w:pPr>
+        <w:pStyle w:val="PargrafodaLista"/>
+      </w:pPr>
+      <w:proofErr w:type="gramStart"/>
+      <w:r>
+        <w:t xml:space="preserve">( </w:t>
+      </w:r>
+      <w:r>
+        <w:t>4</w:t>
+      </w:r>
+      <w:proofErr w:type="gramEnd"/>
+      <w:r>
+        <w:t>) TCP</w:t>
+      </w:r>
+    </w:p>
+    <w:p>
+      <w:pPr>
+        <w:pStyle w:val="PargrafodaLista"/>
+      </w:pPr>
+      <w:r>
+        <w:t>(</w:t>
+      </w:r>
+      <w:proofErr w:type="gramStart"/>
+      <w:r>
+        <w:t>7</w:t>
+      </w:r>
+      <w:r>
+        <w:t xml:space="preserve"> )</w:t>
+      </w:r>
+      <w:proofErr w:type="gramEnd"/>
+      <w:r>
+        <w:t xml:space="preserve"> navegador</w:t>
+      </w:r>
+    </w:p>
+    <w:p>
+      <w:pPr>
+        <w:pStyle w:val="PargrafodaLista"/>
+      </w:pPr>
+      <w:r>
+        <w:t>(</w:t>
+      </w:r>
+      <w:proofErr w:type="gramStart"/>
+      <w:r>
         <w:t>3</w:t>
       </w:r>
       <w:r>
-        <w:t>) ip</w:t>
-      </w:r>
-    </w:p>
-    <w:p>
-      <w:pPr>
-        <w:pStyle w:val="PargrafodaLista"/>
-      </w:pPr>
-      <w:r>
-        <w:t>(</w:t>
-      </w:r>
-      <w:r>
-        <w:t>2</w:t>
-      </w:r>
-      <w:r>
-        <w:t xml:space="preserve"> ) ar</w:t>
-      </w:r>
-      <w:r>
-        <w:t>p</w:t>
-      </w:r>
-    </w:p>
-    <w:p>
-      <w:pPr>
-        <w:pStyle w:val="PargrafodaLista"/>
-      </w:pPr>
+        <w:t xml:space="preserve"> )</w:t>
+      </w:r>
+      <w:proofErr w:type="gramEnd"/>
+      <w:r>
+        <w:t xml:space="preserve"> </w:t>
+      </w:r>
+      <w:proofErr w:type="spellStart"/>
+      <w:r>
+        <w:t>icmp</w:t>
+      </w:r>
+      <w:proofErr w:type="spellEnd"/>
+    </w:p>
+    <w:p>
+      <w:pPr>
+        <w:pStyle w:val="PargrafodaLista"/>
+      </w:pPr>
+      <w:proofErr w:type="gramStart"/>
       <w:r>
         <w:t xml:space="preserve">( </w:t>
       </w:r>
       <w:r>
-        <w:t>2</w:t>
-      </w:r>
-      <w:r>
-        <w:t>) mac</w:t>
-      </w:r>
-    </w:p>
-    <w:p>
-      <w:pPr>
-        <w:pStyle w:val="PargrafodaLista"/>
-      </w:pPr>
-      <w:r>
-        <w:t xml:space="preserve">( </w:t>
-      </w:r>
-      <w:r>
-        <w:t>1</w:t>
-      </w:r>
-      <w:r>
-        <w:t>) cabo UTP</w:t>
-      </w:r>
-    </w:p>
-    <w:p>
-      <w:pPr>
-        <w:pStyle w:val="PargrafodaLista"/>
-      </w:pPr>
-      <w:r>
-        <w:t xml:space="preserve">( </w:t>
-      </w:r>
-      <w:r>
         <w:t>4</w:t>
       </w:r>
-      <w:r>
-        <w:t>) TCP</w:t>
-      </w:r>
-    </w:p>
-    <w:p>
-      <w:pPr>
-        <w:pStyle w:val="PargrafodaLista"/>
-      </w:pPr>
-      <w:r>
-        <w:t>(</w:t>
-      </w:r>
-      <w:r>
-        <w:t>7</w:t>
-      </w:r>
-      <w:r>
-        <w:t xml:space="preserve"> ) navegador</w:t>
-      </w:r>
-    </w:p>
-    <w:p>
-      <w:pPr>
-        <w:pStyle w:val="PargrafodaLista"/>
-      </w:pPr>
-      <w:r>
-        <w:t>(</w:t>
-      </w:r>
-      <w:r>
-        <w:t>3</w:t>
-      </w:r>
-      <w:r>
-        <w:t xml:space="preserve"> ) icmp</w:t>
-      </w:r>
-    </w:p>
-    <w:p>
-      <w:pPr>
-        <w:pStyle w:val="PargrafodaLista"/>
-      </w:pPr>
-      <w:r>
-        <w:t xml:space="preserve">( </w:t>
-      </w:r>
-      <w:r>
-        <w:t>4</w:t>
-      </w:r>
+      <w:proofErr w:type="gramEnd"/>
       <w:r>
         <w:t>) UDP</w:t>
       </w:r>
@@ -454,20 +596,297 @@
         </w:numPr>
       </w:pPr>
       <w:r>
-        <w:t>O utilitário ping permite testar a conectividade IP entre dois computadores. Mas que para isso ocorra os computadores devem ter um gateway na configuração. Além disso, os computadores precisam estar na mesma rede para se comunicarem.</w:t>
-      </w:r>
-    </w:p>
-    <w:p>
-      <w:pPr>
-        <w:pStyle w:val="PargrafodaLista"/>
-      </w:pPr>
-      <w:r>
         <w:lastRenderedPageBreak/>
+        <w:t xml:space="preserve">O utilitário </w:t>
+      </w:r>
+      <w:proofErr w:type="spellStart"/>
+      <w:r>
+        <w:t>ping</w:t>
+      </w:r>
+      <w:proofErr w:type="spellEnd"/>
+      <w:r>
+        <w:t xml:space="preserve"> permite testar a conectividade IP entre dois computadores. Mas que para isso ocorra os computadores devem ter um gateway na configuração. Além disso, os computadores precisam estar na mesma rede para se comunicarem.</w:t>
+      </w:r>
+    </w:p>
+    <w:p>
+      <w:pPr>
+        <w:pStyle w:val="PargrafodaLista"/>
+        <w:rPr>
+          <w:b/>
+          <w:bCs/>
+        </w:rPr>
+      </w:pPr>
+      <w:r>
+        <w:rPr>
+          <w:b/>
+          <w:bCs/>
+        </w:rPr>
         <w:t xml:space="preserve">R: </w:t>
       </w:r>
       <w:r>
-        <w:t>A declaração é verdadeira, pois ela é uma topologia em estrela.</w:t>
-      </w:r>
+        <w:rPr>
+          <w:b/>
+          <w:bCs/>
+        </w:rPr>
+        <w:t xml:space="preserve">FALSO. Se os dispositivos estiverem na mesma rede, não há necessidade de gateway para responderem o teste de </w:t>
+      </w:r>
+      <w:proofErr w:type="spellStart"/>
+      <w:r>
+        <w:rPr>
+          <w:b/>
+          <w:bCs/>
+        </w:rPr>
+        <w:t>ping</w:t>
+      </w:r>
+      <w:proofErr w:type="spellEnd"/>
+      <w:r>
+        <w:rPr>
+          <w:b/>
+          <w:bCs/>
+        </w:rPr>
+        <w:t>.</w:t>
+      </w:r>
+    </w:p>
+    <w:p>
+      <w:pPr>
+        <w:pStyle w:val="PargrafodaLista"/>
+        <w:rPr>
+          <w:b/>
+          <w:bCs/>
+        </w:rPr>
+      </w:pPr>
+    </w:p>
+    <w:p>
+      <w:pPr>
+        <w:pStyle w:val="PargrafodaLista"/>
+        <w:numPr>
+          <w:ilvl w:val="0"/>
+          <w:numId w:val="3"/>
+        </w:numPr>
+      </w:pPr>
+      <w:r>
+        <w:t xml:space="preserve"> </w:t>
+      </w:r>
+      <w:r>
+        <w:t>Assinale as alternativas em certo e errado. Caso haja erro aponte-o justificando-o.</w:t>
+      </w:r>
+    </w:p>
+    <w:p>
+      <w:pPr>
+        <w:pStyle w:val="PargrafodaLista"/>
+        <w:numPr>
+          <w:ilvl w:val="0"/>
+          <w:numId w:val="5"/>
+        </w:numPr>
+      </w:pPr>
+      <w:r>
+        <w:t>I. A topologia em barramento utiliza-se cabo coaxial e tem o compartilhamento de todos os elementos em um só meio de transmissão, os dispositivos são postos em paralelo.</w:t>
+      </w:r>
+    </w:p>
+    <w:p>
+      <w:pPr>
+        <w:pStyle w:val="PargrafodaLista"/>
+        <w:numPr>
+          <w:ilvl w:val="0"/>
+          <w:numId w:val="5"/>
+        </w:numPr>
+      </w:pPr>
+      <w:r>
+        <w:t xml:space="preserve"> II. A topologia em anel é similar à topologia em barramento, formando um circuito aberto. </w:t>
+      </w:r>
+      <w:r>
+        <w:rPr>
+          <w:color w:val="FF0000"/>
+        </w:rPr>
+        <w:t xml:space="preserve">CIRCUTIO FECHADO. </w:t>
+      </w:r>
+    </w:p>
+    <w:p>
+      <w:pPr>
+        <w:pStyle w:val="PargrafodaLista"/>
+        <w:numPr>
+          <w:ilvl w:val="0"/>
+          <w:numId w:val="5"/>
+        </w:numPr>
+      </w:pPr>
+      <w:r>
+        <w:t xml:space="preserve">III. A topologia malha tem seus dispositivos conectados a mais de um elemento, geralmente é usada em redes WAN. </w:t>
+      </w:r>
+    </w:p>
+    <w:p>
+      <w:pPr>
+        <w:pStyle w:val="PargrafodaLista"/>
+        <w:numPr>
+          <w:ilvl w:val="0"/>
+          <w:numId w:val="5"/>
+        </w:numPr>
+      </w:pPr>
+      <w:r>
+        <w:t xml:space="preserve">IV. A topologia em estrela tem um elemento central que faz a distribuição dos dados para todos os computadores tornando-os, assim, dependentes. </w:t>
+      </w:r>
+      <w:r>
+        <w:rPr>
+          <w:color w:val="FF0000"/>
+        </w:rPr>
+        <w:t>INDEPENDENTE</w:t>
+      </w:r>
+    </w:p>
+    <w:p>
+      <w:pPr>
+        <w:ind w:left="360"/>
+      </w:pPr>
+    </w:p>
+    <w:p>
+      <w:pPr>
+        <w:pStyle w:val="PargrafodaLista"/>
+        <w:numPr>
+          <w:ilvl w:val="0"/>
+          <w:numId w:val="3"/>
+        </w:numPr>
+      </w:pPr>
+      <w:r>
+        <w:t xml:space="preserve">A topologia de rede conhecida como estrela caracteriza-se pelo fato de todos os dispositivos serem conectados em uma linha sequencial, compartilhando um único canal de comunicação. Verdadeiro ou falso? Justifique. </w:t>
+      </w:r>
+    </w:p>
+    <w:p>
+      <w:pPr>
+        <w:pStyle w:val="PargrafodaLista"/>
+        <w:rPr>
+          <w:b/>
+          <w:bCs/>
+        </w:rPr>
+      </w:pPr>
+      <w:r>
+        <w:rPr>
+          <w:b/>
+          <w:bCs/>
+        </w:rPr>
+        <w:t>R: Falso. Dispositivos conectados em linha sequencial é topologia barramento.</w:t>
+      </w:r>
+    </w:p>
+    <w:p>
+      <w:pPr>
+        <w:pStyle w:val="PargrafodaLista"/>
+        <w:rPr>
+          <w:b/>
+          <w:bCs/>
+        </w:rPr>
+      </w:pPr>
+    </w:p>
+    <w:p>
+      <w:pPr>
+        <w:pStyle w:val="PargrafodaLista"/>
+        <w:numPr>
+          <w:ilvl w:val="0"/>
+          <w:numId w:val="3"/>
+        </w:numPr>
+        <w:rPr>
+          <w:b/>
+          <w:bCs/>
+        </w:rPr>
+      </w:pPr>
+      <w:r>
+        <w:t xml:space="preserve">Observe a seguinte expressão “qual topologia que cada dispositivo se conecta </w:t>
+      </w:r>
+      <w:proofErr w:type="spellStart"/>
+      <w:r>
+        <w:t>aum</w:t>
+      </w:r>
+      <w:proofErr w:type="spellEnd"/>
+      <w:r>
+        <w:t xml:space="preserve"> ativo de rede central utilizando uma conexão independente dos </w:t>
+      </w:r>
+      <w:proofErr w:type="spellStart"/>
+      <w:r>
+        <w:t>outroscomputadores</w:t>
+      </w:r>
+      <w:proofErr w:type="spellEnd"/>
+      <w:r>
+        <w:t xml:space="preserve">. Hoje utilizada frequentemente, principalmente, em redes </w:t>
+      </w:r>
+      <w:proofErr w:type="spellStart"/>
+      <w:r>
+        <w:t>depequeno</w:t>
+      </w:r>
+      <w:proofErr w:type="spellEnd"/>
+      <w:r>
+        <w:t xml:space="preserve"> porte. Entretanto, uma falha do nó central pode desativar toda a </w:t>
+      </w:r>
+      <w:proofErr w:type="spellStart"/>
+      <w:r>
+        <w:t>rede</w:t>
+      </w:r>
+      <w:proofErr w:type="gramStart"/>
+      <w:r>
+        <w:t>.”Verdadeiro</w:t>
+      </w:r>
+      <w:proofErr w:type="spellEnd"/>
+      <w:proofErr w:type="gramEnd"/>
+      <w:r>
+        <w:t xml:space="preserve"> ou Falso? Justifique. </w:t>
+      </w:r>
+    </w:p>
+    <w:p>
+      <w:pPr>
+        <w:pStyle w:val="PargrafodaLista"/>
+        <w:rPr>
+          <w:b/>
+          <w:bCs/>
+        </w:rPr>
+      </w:pPr>
+      <w:r>
+        <w:rPr>
+          <w:b/>
+          <w:bCs/>
+        </w:rPr>
+        <w:t>R: Topologia estrela. Falso, pois desativar um computador não afetará os demais. Só haverá problema se O dispositivo central falhar.</w:t>
+      </w:r>
+    </w:p>
+    <w:p>
+      <w:pPr>
+        <w:pStyle w:val="PargrafodaLista"/>
+        <w:rPr>
+          <w:b/>
+          <w:bCs/>
+        </w:rPr>
+      </w:pPr>
+    </w:p>
+    <w:p>
+      <w:pPr>
+        <w:pStyle w:val="PargrafodaLista"/>
+        <w:numPr>
+          <w:ilvl w:val="0"/>
+          <w:numId w:val="3"/>
+        </w:numPr>
+        <w:rPr>
+          <w:b/>
+          <w:bCs/>
+        </w:rPr>
+      </w:pPr>
+      <w:r>
+        <w:t xml:space="preserve">Modelo OSI possui 7 camadas. Qual camada opera o Protocolo Ethernet? </w:t>
+      </w:r>
+    </w:p>
+    <w:p>
+      <w:pPr>
+        <w:pStyle w:val="PargrafodaLista"/>
+        <w:rPr>
+          <w:b/>
+          <w:bCs/>
+        </w:rPr>
+      </w:pPr>
+      <w:r>
+        <w:rPr>
+          <w:b/>
+          <w:bCs/>
+        </w:rPr>
+        <w:t>R: Camada 2 – Enlace.</w:t>
+      </w:r>
+    </w:p>
+    <w:p>
+      <w:pPr>
+        <w:pStyle w:val="PargrafodaLista"/>
+      </w:pPr>
     </w:p>
     <w:sectPr>
       <w:headerReference w:type="default" r:id="rId8"/>
@@ -764,6 +1183,92 @@
     </w:lvl>
   </w:abstractNum>
   <w:abstractNum w:abstractNumId="1" w15:restartNumberingAfterBreak="0">
+    <w:nsid w:val="1D5C0995"/>
+    <w:multiLevelType w:val="hybridMultilevel"/>
+    <w:tmpl w:val="A50A18B2"/>
+    <w:lvl w:ilvl="0" w:tplc="0416000F">
+      <w:start w:val="1"/>
+      <w:numFmt w:val="decimal"/>
+      <w:lvlText w:val="%1."/>
+      <w:lvlJc w:val="left"/>
+      <w:pPr>
+        <w:ind w:left="720" w:hanging="360"/>
+      </w:pPr>
+    </w:lvl>
+    <w:lvl w:ilvl="1" w:tplc="04160019" w:tentative="1">
+      <w:start w:val="1"/>
+      <w:numFmt w:val="lowerLetter"/>
+      <w:lvlText w:val="%2."/>
+      <w:lvlJc w:val="left"/>
+      <w:pPr>
+        <w:ind w:left="1440" w:hanging="360"/>
+      </w:pPr>
+    </w:lvl>
+    <w:lvl w:ilvl="2" w:tplc="0416001B" w:tentative="1">
+      <w:start w:val="1"/>
+      <w:numFmt w:val="lowerRoman"/>
+      <w:lvlText w:val="%3."/>
+      <w:lvlJc w:val="right"/>
+      <w:pPr>
+        <w:ind w:left="2160" w:hanging="180"/>
+      </w:pPr>
+    </w:lvl>
+    <w:lvl w:ilvl="3" w:tplc="0416000F" w:tentative="1">
+      <w:start w:val="1"/>
+      <w:numFmt w:val="decimal"/>
+      <w:lvlText w:val="%4."/>
+      <w:lvlJc w:val="left"/>
+      <w:pPr>
+        <w:ind w:left="2880" w:hanging="360"/>
+      </w:pPr>
+    </w:lvl>
+    <w:lvl w:ilvl="4" w:tplc="04160019" w:tentative="1">
+      <w:start w:val="1"/>
+      <w:numFmt w:val="lowerLetter"/>
+      <w:lvlText w:val="%5."/>
+      <w:lvlJc w:val="left"/>
+      <w:pPr>
+        <w:ind w:left="3600" w:hanging="360"/>
+      </w:pPr>
+    </w:lvl>
+    <w:lvl w:ilvl="5" w:tplc="0416001B" w:tentative="1">
+      <w:start w:val="1"/>
+      <w:numFmt w:val="lowerRoman"/>
+      <w:lvlText w:val="%6."/>
+      <w:lvlJc w:val="right"/>
+      <w:pPr>
+        <w:ind w:left="4320" w:hanging="180"/>
+      </w:pPr>
+    </w:lvl>
+    <w:lvl w:ilvl="6" w:tplc="0416000F" w:tentative="1">
+      <w:start w:val="1"/>
+      <w:numFmt w:val="decimal"/>
+      <w:lvlText w:val="%7."/>
+      <w:lvlJc w:val="left"/>
+      <w:pPr>
+        <w:ind w:left="5040" w:hanging="360"/>
+      </w:pPr>
+    </w:lvl>
+    <w:lvl w:ilvl="7" w:tplc="04160019" w:tentative="1">
+      <w:start w:val="1"/>
+      <w:numFmt w:val="lowerLetter"/>
+      <w:lvlText w:val="%8."/>
+      <w:lvlJc w:val="left"/>
+      <w:pPr>
+        <w:ind w:left="5760" w:hanging="360"/>
+      </w:pPr>
+    </w:lvl>
+    <w:lvl w:ilvl="8" w:tplc="0416001B" w:tentative="1">
+      <w:start w:val="1"/>
+      <w:numFmt w:val="lowerRoman"/>
+      <w:lvlText w:val="%9."/>
+      <w:lvlJc w:val="right"/>
+      <w:pPr>
+        <w:ind w:left="6480" w:hanging="180"/>
+      </w:pPr>
+    </w:lvl>
+  </w:abstractNum>
+  <w:abstractNum w:abstractNumId="2" w15:restartNumberingAfterBreak="0">
     <w:nsid w:val="2B202A90"/>
     <w:multiLevelType w:val="hybridMultilevel"/>
     <w:tmpl w:val="52BEA10C"/>
@@ -852,7 +1357,120 @@
       </w:pPr>
     </w:lvl>
   </w:abstractNum>
-  <w:abstractNum w:abstractNumId="2" w15:restartNumberingAfterBreak="0">
+  <w:abstractNum w:abstractNumId="3" w15:restartNumberingAfterBreak="0">
+    <w:nsid w:val="58DD56C8"/>
+    <w:multiLevelType w:val="hybridMultilevel"/>
+    <w:tmpl w:val="F02EA0B8"/>
+    <w:lvl w:ilvl="0" w:tplc="04160001">
+      <w:start w:val="1"/>
+      <w:numFmt w:val="bullet"/>
+      <w:lvlText w:val=""/>
+      <w:lvlJc w:val="left"/>
+      <w:pPr>
+        <w:ind w:left="720" w:hanging="360"/>
+      </w:pPr>
+      <w:rPr>
+        <w:rFonts w:ascii="Symbol" w:hAnsi="Symbol" w:hint="default"/>
+      </w:rPr>
+    </w:lvl>
+    <w:lvl w:ilvl="1" w:tplc="04160003" w:tentative="1">
+      <w:start w:val="1"/>
+      <w:numFmt w:val="bullet"/>
+      <w:lvlText w:val="o"/>
+      <w:lvlJc w:val="left"/>
+      <w:pPr>
+        <w:ind w:left="1440" w:hanging="360"/>
+      </w:pPr>
+      <w:rPr>
+        <w:rFonts w:ascii="Courier New" w:hAnsi="Courier New" w:cs="Courier New" w:hint="default"/>
+      </w:rPr>
+    </w:lvl>
+    <w:lvl w:ilvl="2" w:tplc="04160005" w:tentative="1">
+      <w:start w:val="1"/>
+      <w:numFmt w:val="bullet"/>
+      <w:lvlText w:val=""/>
+      <w:lvlJc w:val="left"/>
+      <w:pPr>
+        <w:ind w:left="2160" w:hanging="360"/>
+      </w:pPr>
+      <w:rPr>
+        <w:rFonts w:ascii="Wingdings" w:hAnsi="Wingdings" w:hint="default"/>
+      </w:rPr>
+    </w:lvl>
+    <w:lvl w:ilvl="3" w:tplc="04160001" w:tentative="1">
+      <w:start w:val="1"/>
+      <w:numFmt w:val="bullet"/>
+      <w:lvlText w:val=""/>
+      <w:lvlJc w:val="left"/>
+      <w:pPr>
+        <w:ind w:left="2880" w:hanging="360"/>
+      </w:pPr>
+      <w:rPr>
+        <w:rFonts w:ascii="Symbol" w:hAnsi="Symbol" w:hint="default"/>
+      </w:rPr>
+    </w:lvl>
+    <w:lvl w:ilvl="4" w:tplc="04160003" w:tentative="1">
+      <w:start w:val="1"/>
+      <w:numFmt w:val="bullet"/>
+      <w:lvlText w:val="o"/>
+      <w:lvlJc w:val="left"/>
+      <w:pPr>
+        <w:ind w:left="3600" w:hanging="360"/>
+      </w:pPr>
+      <w:rPr>
+        <w:rFonts w:ascii="Courier New" w:hAnsi="Courier New" w:cs="Courier New" w:hint="default"/>
+      </w:rPr>
+    </w:lvl>
+    <w:lvl w:ilvl="5" w:tplc="04160005" w:tentative="1">
+      <w:start w:val="1"/>
+      <w:numFmt w:val="bullet"/>
+      <w:lvlText w:val=""/>
+      <w:lvlJc w:val="left"/>
+      <w:pPr>
+        <w:ind w:left="4320" w:hanging="360"/>
+      </w:pPr>
+      <w:rPr>
+        <w:rFonts w:ascii="Wingdings" w:hAnsi="Wingdings" w:hint="default"/>
+      </w:rPr>
+    </w:lvl>
+    <w:lvl w:ilvl="6" w:tplc="04160001" w:tentative="1">
+      <w:start w:val="1"/>
+      <w:numFmt w:val="bullet"/>
+      <w:lvlText w:val=""/>
+      <w:lvlJc w:val="left"/>
+      <w:pPr>
+        <w:ind w:left="5040" w:hanging="360"/>
+      </w:pPr>
+      <w:rPr>
+        <w:rFonts w:ascii="Symbol" w:hAnsi="Symbol" w:hint="default"/>
+      </w:rPr>
+    </w:lvl>
+    <w:lvl w:ilvl="7" w:tplc="04160003" w:tentative="1">
+      <w:start w:val="1"/>
+      <w:numFmt w:val="bullet"/>
+      <w:lvlText w:val="o"/>
+      <w:lvlJc w:val="left"/>
+      <w:pPr>
+        <w:ind w:left="5760" w:hanging="360"/>
+      </w:pPr>
+      <w:rPr>
+        <w:rFonts w:ascii="Courier New" w:hAnsi="Courier New" w:cs="Courier New" w:hint="default"/>
+      </w:rPr>
+    </w:lvl>
+    <w:lvl w:ilvl="8" w:tplc="04160005" w:tentative="1">
+      <w:start w:val="1"/>
+      <w:numFmt w:val="bullet"/>
+      <w:lvlText w:val=""/>
+      <w:lvlJc w:val="left"/>
+      <w:pPr>
+        <w:ind w:left="6480" w:hanging="360"/>
+      </w:pPr>
+      <w:rPr>
+        <w:rFonts w:ascii="Wingdings" w:hAnsi="Wingdings" w:hint="default"/>
+      </w:rPr>
+    </w:lvl>
+  </w:abstractNum>
+  <w:abstractNum w:abstractNumId="4" w15:restartNumberingAfterBreak="0">
     <w:nsid w:val="65D90D8D"/>
     <w:multiLevelType w:val="hybridMultilevel"/>
     <w:tmpl w:val="3844FC8E"/>
@@ -966,13 +1584,19 @@
     </w:lvl>
   </w:abstractNum>
   <w:num w:numId="1" w16cid:durableId="1828399322">
-    <w:abstractNumId w:val="2"/>
+    <w:abstractNumId w:val="4"/>
   </w:num>
   <w:num w:numId="2" w16cid:durableId="1823428695">
     <w:abstractNumId w:val="0"/>
   </w:num>
   <w:num w:numId="3" w16cid:durableId="177042803">
+    <w:abstractNumId w:val="2"/>
+  </w:num>
+  <w:num w:numId="4" w16cid:durableId="884491932">
     <w:abstractNumId w:val="1"/>
+  </w:num>
+  <w:num w:numId="5" w16cid:durableId="1904221227">
+    <w:abstractNumId w:val="3"/>
   </w:num>
 </w:numbering>
 </file>
